--- a/Claribot Documents/CLARILUX SUPPORT AI DOCUMENTATION.docx
+++ b/Claribot Documents/CLARILUX SUPPORT AI DOCUMENTATION.docx
@@ -455,24 +455,6 @@
     </w:p>
     <w:p>
       <w:pPr>
-        <w:rPr>
-          <w:color w:val="000000" w:themeColor="text1"/>
-          <w:sz w:val="28"/>
-          <w:szCs w:val="28"/>
-        </w:rPr>
-      </w:pPr>
-    </w:p>
-    <w:p>
-      <w:pPr>
-        <w:rPr>
-          <w:color w:val="000000" w:themeColor="text1"/>
-          <w:sz w:val="28"/>
-          <w:szCs w:val="28"/>
-        </w:rPr>
-      </w:pPr>
-    </w:p>
-    <w:p>
-      <w:pPr>
         <w:pStyle w:val="ListParagraph"/>
         <w:numPr>
           <w:ilvl w:val="0"/>
@@ -490,7 +472,6 @@
           <w:sz w:val="28"/>
           <w:szCs w:val="28"/>
         </w:rPr>
-        <w:lastRenderedPageBreak/>
         <w:t xml:space="preserve">Docker Compose: Multi-container orchestration tool that configures and launches both the frontend and backend services simultaneously, defining network connections and mapping operational ports </w:t>
       </w:r>
     </w:p>
@@ -503,28 +484,6 @@
           <w:szCs w:val="28"/>
         </w:rPr>
       </w:pPr>
-    </w:p>
-    <w:p>
-      <w:pPr>
-        <w:pStyle w:val="ListParagraph"/>
-        <w:numPr>
-          <w:ilvl w:val="0"/>
-          <w:numId w:val="4"/>
-        </w:numPr>
-        <w:rPr>
-          <w:color w:val="000000" w:themeColor="text1"/>
-          <w:sz w:val="28"/>
-          <w:szCs w:val="28"/>
-        </w:rPr>
-      </w:pPr>
-      <w:r>
-        <w:rPr>
-          <w:color w:val="000000" w:themeColor="text1"/>
-          <w:sz w:val="28"/>
-          <w:szCs w:val="28"/>
-        </w:rPr>
-        <w:t>Prompt Utilities Configuration: A dedicated module within the backend architecture designed to extract raw system instructions from text files and dynamically inject real-time context, ongoing conversation history, and user queries before transmitting them to the language model.</w:t>
-      </w:r>
     </w:p>
     <w:p>
       <w:pPr>
@@ -809,7 +768,6 @@
           <w:sz w:val="28"/>
           <w:szCs w:val="28"/>
         </w:rPr>
-        <w:lastRenderedPageBreak/>
         <w:t>Standardized Vector Output:</w:t>
       </w:r>
       <w:r>
@@ -901,6 +859,7 @@
           <w:szCs w:val="28"/>
           <w:u w:val="single"/>
         </w:rPr>
+        <w:lastRenderedPageBreak/>
         <w:t>Lang</w:t>
       </w:r>
       <w:r>
@@ -1087,7 +1046,6 @@
           <w:sz w:val="28"/>
           <w:szCs w:val="28"/>
         </w:rPr>
-        <w:lastRenderedPageBreak/>
         <w:t>Used as the application's HTTP client for communicating with external APIs. It supports FastAPI's asynchronous architecture, enables fallback requests to alternative services when needed, and provides configurable timeouts to prevent stalled or unresponsive network operations.</w:t>
       </w:r>
     </w:p>
@@ -1167,7 +1125,16 @@
           <w:sz w:val="28"/>
           <w:szCs w:val="28"/>
         </w:rPr>
-        <w:t xml:space="preserve"> system prompts from text files and combines them with conversation history, user input, and other contextual data before sending requests to the language model. This helps ensure responses remain context-aware, consistent, and dynamically adapted to each interaction.</w:t>
+        <w:t xml:space="preserve"> system prompts from text files and combines them with conversation history, user input, and other contextual data before sending </w:t>
+      </w:r>
+      <w:r>
+        <w:rPr>
+          <w:color w:val="000000" w:themeColor="text1"/>
+          <w:sz w:val="28"/>
+          <w:szCs w:val="28"/>
+        </w:rPr>
+        <w:lastRenderedPageBreak/>
+        <w:t>requests to the language model. This helps ensure responses remain context-aware, consistent, and dynamically adapted to each interaction.</w:t>
       </w:r>
     </w:p>
     <w:p>
@@ -1503,7 +1470,6 @@
           <w:sz w:val="28"/>
           <w:szCs w:val="28"/>
         </w:rPr>
-        <w:lastRenderedPageBreak/>
         <w:t xml:space="preserve">Once the build process completes successfully, the orchestration tool will automatically map and expose the following network interfaces: </w:t>
       </w:r>
     </w:p>
@@ -1567,6 +1533,58 @@
           <w:szCs w:val="28"/>
         </w:rPr>
         <w:t xml:space="preserve"> Access via http://localhost:8502 </w:t>
+      </w:r>
+    </w:p>
+    <w:p>
+      <w:pPr>
+        <w:rPr>
+          <w:color w:val="000000" w:themeColor="text1"/>
+          <w:sz w:val="28"/>
+          <w:szCs w:val="28"/>
+        </w:rPr>
+      </w:pPr>
+    </w:p>
+    <w:p>
+      <w:pPr>
+        <w:rPr>
+          <w:color w:val="0070C0"/>
+          <w:sz w:val="28"/>
+          <w:szCs w:val="28"/>
+        </w:rPr>
+      </w:pPr>
+      <w:r>
+        <w:rPr>
+          <w:color w:val="0070C0"/>
+          <w:sz w:val="28"/>
+          <w:szCs w:val="28"/>
+        </w:rPr>
+        <w:t>Prompt Utilities Configuration</w:t>
+      </w:r>
+    </w:p>
+    <w:p>
+      <w:pPr>
+        <w:rPr>
+          <w:color w:val="000000" w:themeColor="text1"/>
+          <w:sz w:val="28"/>
+          <w:szCs w:val="28"/>
+        </w:rPr>
+      </w:pPr>
+      <w:r>
+        <w:rPr>
+          <w:color w:val="000000" w:themeColor="text1"/>
+          <w:sz w:val="28"/>
+          <w:szCs w:val="28"/>
+        </w:rPr>
+        <w:t xml:space="preserve">A dedicated module within the backend architecture designed to extract raw system instructions from text files and dynamically inject real-time context, </w:t>
+      </w:r>
+      <w:r>
+        <w:rPr>
+          <w:color w:val="000000" w:themeColor="text1"/>
+          <w:sz w:val="28"/>
+          <w:szCs w:val="28"/>
+        </w:rPr>
+        <w:lastRenderedPageBreak/>
+        <w:t>ongoing conversation history, and user queries before transmitting them to the language model.</w:t>
       </w:r>
     </w:p>
     <w:p>
